--- a/tests/org.obeonetwork.m2doc.html.tests/resources/css/imgWithRelativeWidthInHeader/imgWithRelativeWidthInHeader-expected-generation.docx
+++ b/tests/org.obeonetwork.m2doc.html.tests/resources/css/imgWithRelativeWidthInHeader/imgWithRelativeWidthInHeader-expected-generation.docx
@@ -154,12 +154,12 @@
       <w:drawing>
         <wp:inline distT="0" distR="0" distB="0" distL="0">
           <wp:extent cx="571500" cy="863600"/>
-          <wp:docPr id="0" name="Drawing 0" descr="file:/home/development/git/M2Doc/tests/org.obeonetwork.m2doc.html.tests/resources/html/imgWithRelativeWidthInHeader/Mona_Lisa.jpg"/>
+          <wp:docPr id="0" name="Drawing 0" descr="file:/home/development/git/M2Doc/tests/org.obeonetwork.m2doc.html.tests/resources/css/imgWithRelativeWidthInHeader/Mona_Lisa.jpg"/>
           <a:graphic xmlns:a="http://schemas.openxmlformats.org/drawingml/2006/main">
             <a:graphicData uri="http://schemas.openxmlformats.org/drawingml/2006/picture">
               <pic:pic xmlns:pic="http://schemas.openxmlformats.org/drawingml/2006/picture">
                 <pic:nvPicPr>
-                  <pic:cNvPr id="0" name="Picture 0" descr="file:/home/development/git/M2Doc/tests/org.obeonetwork.m2doc.html.tests/resources/html/imgWithRelativeWidthInHeader/Mona_Lisa.jpg"/>
+                  <pic:cNvPr id="0" name="Picture 0" descr="file:/home/development/git/M2Doc/tests/org.obeonetwork.m2doc.html.tests/resources/css/imgWithRelativeWidthInHeader/Mona_Lisa.jpg"/>
                   <pic:cNvPicPr>
                     <a:picLocks noChangeAspect="true"/>
                   </pic:cNvPicPr>
